--- a/Bugs.docx
+++ b/Bugs.docx
@@ -2,48 +2,7 @@
 <file path=word/document.xml><?xml version="1.0" encoding="utf-8"?>
 <w:document xmlns:wpc="http://schemas.microsoft.com/office/word/2010/wordprocessingCanvas" xmlns:cx="http://schemas.microsoft.com/office/drawing/2014/chartex" xmlns:cx1="http://schemas.microsoft.com/office/drawing/2015/9/8/chartex" xmlns:cx2="http://schemas.microsoft.com/office/drawing/2015/10/21/chartex" xmlns:cx3="http://schemas.microsoft.com/office/drawing/2016/5/9/chartex" xmlns:cx4="http://schemas.microsoft.com/office/drawing/2016/5/10/chartex" xmlns:cx5="http://schemas.microsoft.com/office/drawing/2016/5/11/chartex" xmlns:cx6="http://schemas.microsoft.com/office/drawing/2016/5/12/chartex" xmlns:cx7="http://schemas.microsoft.com/office/drawing/2016/5/13/chartex" xmlns:cx8="http://schemas.microsoft.com/office/drawing/2016/5/14/chartex" xmlns:mc="http://schemas.openxmlformats.org/markup-compatibility/2006" xmlns:aink="http://schemas.microsoft.com/office/drawing/2016/ink" xmlns:am3d="http://schemas.microsoft.com/office/drawing/2017/model3d" xmlns:o="urn:schemas-microsoft-com:office:office" xmlns:oel="http://schemas.microsoft.com/office/2019/extlst" xmlns:r="http://schemas.openxmlformats.org/officeDocument/2006/relationships" xmlns:m="http://schemas.openxmlformats.org/officeDocument/2006/math" xmlns:v="urn:schemas-microsoft-com:vml" xmlns:wp14="http://schemas.microsoft.com/office/word/2010/wordprocessingDrawing" xmlns:wp="http://schemas.openxmlformats.org/drawingml/2006/wordprocessingDrawing" xmlns:w10="urn:schemas-microsoft-com:office:word" xmlns:w="http://schemas.openxmlformats.org/wordprocessingml/2006/main" xmlns:w14="http://schemas.microsoft.com/office/word/2010/wordml" xmlns:w15="http://schemas.microsoft.com/office/word/2012/wordml" xmlns:w16cex="http://schemas.microsoft.com/office/word/2018/wordml/cex" xmlns:w16cid="http://schemas.microsoft.com/office/word/2016/wordml/cid" xmlns:w16="http://schemas.microsoft.com/office/word/2018/wordml" xmlns:w16sdtdh="http://schemas.microsoft.com/office/word/2020/wordml/sdtdatahash" xmlns:w16se="http://schemas.microsoft.com/office/word/2015/wordml/symex" xmlns:wpg="http://schemas.microsoft.com/office/word/2010/wordprocessingGroup" xmlns:wpi="http://schemas.microsoft.com/office/word/2010/wordprocessingInk" xmlns:wne="http://schemas.microsoft.com/office/word/2006/wordml" xmlns:wps="http://schemas.microsoft.com/office/word/2010/wordprocessingShape" mc:Ignorable="w14 w15 w16se w16cid w16 w16cex w16sdtdh wp14">
   <w:body>
-    <w:p>
-      <w:r>
-        <w:t>Durschnitt: Die Referenzlienie liegt zu tief. Linie liegt auf von 2,32 ist auf Höhe von 1,5</w:t>
-      </w:r>
-      <w:r>
-        <w:t>. Mittelwerte werden zu stark gestreckt. D</w:t>
-      </w:r>
-      <w:r>
-        <w:t xml:space="preserve">er Fehler </w:t>
-      </w:r>
-      <w:r>
-        <w:t>l</w:t>
-      </w:r>
-      <w:r>
-        <w:t>i</w:t>
-      </w:r>
-      <w:r>
-        <w:t>e</w:t>
-      </w:r>
-      <w:r>
-        <w:t>gt wahrscheinlich</w:t>
-      </w:r>
-      <w:r>
-        <w:t xml:space="preserve"> </w:t>
-      </w:r>
-      <w:r>
-        <w:t>im CSS</w:t>
-      </w:r>
-      <w:r>
-        <w:t xml:space="preserve"> die berechnung erscheind richtig, jedoch ist wohl die 0 Punktreferenz unterschiedlich. Da ist auch die Beschriftung der Säulen unangebracht. Ist ja eher ein Messwert als „Geschwister 13“</w:t>
-      </w:r>
-    </w:p>
-    <w:p>
-      <w:r>
-        <w:t>Tabelle, wenn man ausgezählt hat. Werte sind nicht in der Mitte. Wäre in der Tabelle besser.</w:t>
-      </w:r>
-    </w:p>
-    <w:p>
-      <w:r>
-        <w:t>Spannweite. Es wird 4 nicht als größter Wert erkannt.</w:t>
-      </w:r>
-    </w:p>
+    <w:p/>
     <w:sectPr>
       <w:pgSz w:w="11906" w:h="16838"/>
       <w:pgMar w:top="1417" w:right="1417" w:bottom="1134" w:left="1417" w:header="708" w:footer="708" w:gutter="0"/>
